--- a/취업/BISTelligence 입사지원서_임현홍.docx
+++ b/취업/BISTelligence 입사지원서_임현홍.docx
@@ -1243,7 +1243,7 @@
               <w:pStyle w:val="a7"/>
               <w:jc w:val="center"/>
               <w:rPr>
-                <w:rFonts w:ascii="맑은 고딕" w:eastAsia="맑은 고딕" w:hAnsi="맑은 고딕" w:hint="eastAsia"/>
+                <w:rFonts w:ascii="맑은 고딕" w:eastAsia="맑은 고딕" w:hAnsi="맑은 고딕"/>
                 <w:kern w:val="2"/>
                 <w:sz w:val="20"/>
                 <w:szCs w:val="20"/>
@@ -1954,16 +1954,14 @@
                 <w:lang w:val="en-US" w:eastAsia="ko-KR"/>
               </w:rPr>
             </w:pPr>
-            <w:r>
-              <w:rPr>
-                <w:rFonts w:ascii="맑은 고딕" w:eastAsia="맑은 고딕" w:hAnsi="맑은 고딕" w:hint="eastAsia"/>
-                <w:kern w:val="2"/>
-                <w:sz w:val="20"/>
-                <w:szCs w:val="20"/>
-                <w:lang w:val="en-US" w:eastAsia="ko-KR"/>
-              </w:rPr>
-              <w:t>전기전자공학부</w:t>
-            </w:r>
+            <w:proofErr w:type="spellStart"/>
+            <w:r>
+              <w:rPr>
+                <w:rFonts w:hint="eastAsia"/>
+              </w:rPr>
+              <w:t>나노반도체공학과</w:t>
+            </w:r>
+            <w:proofErr w:type="spellEnd"/>
           </w:p>
         </w:tc>
         <w:tc>
@@ -2067,6 +2065,206 @@
               </w:rPr>
               <w:t>졸업</w:t>
             </w:r>
+          </w:p>
+        </w:tc>
+      </w:tr>
+      <w:tr>
+        <w:trPr>
+          <w:trHeight w:val="495"/>
+        </w:trPr>
+        <w:tc>
+          <w:tcPr>
+            <w:tcW w:w="2631" w:type="dxa"/>
+            <w:gridSpan w:val="2"/>
+            <w:tcBorders>
+              <w:top w:val="dotted" w:sz="2" w:space="0" w:color="000000"/>
+              <w:left w:val="dotted" w:sz="8" w:space="0" w:color="FFFFFF"/>
+              <w:bottom w:val="dotted" w:sz="2" w:space="0" w:color="000000"/>
+              <w:right w:val="dotted" w:sz="2" w:space="0" w:color="000000"/>
+            </w:tcBorders>
+            <w:shd w:val="clear" w:color="auto" w:fill="FFFFFF"/>
+            <w:vAlign w:val="center"/>
+          </w:tcPr>
+          <w:p>
+            <w:pPr>
+              <w:pStyle w:val="a7"/>
+              <w:ind w:leftChars="-54" w:left="-130"/>
+              <w:jc w:val="center"/>
+              <w:rPr>
+                <w:rFonts w:ascii="맑은 고딕" w:eastAsia="맑은 고딕" w:hAnsi="맑은 고딕"/>
+                <w:kern w:val="2"/>
+                <w:sz w:val="20"/>
+                <w:szCs w:val="20"/>
+                <w:lang w:val="en-US" w:eastAsia="ko-KR"/>
+              </w:rPr>
+            </w:pPr>
+            <w:r>
+              <w:rPr>
+                <w:rFonts w:ascii="맑은 고딕" w:eastAsia="맑은 고딕" w:hAnsi="맑은 고딕" w:hint="eastAsia"/>
+                <w:kern w:val="2"/>
+                <w:sz w:val="20"/>
+                <w:szCs w:val="20"/>
+                <w:lang w:val="en-US" w:eastAsia="ko-KR"/>
+              </w:rPr>
+              <w:t>2</w:t>
+            </w:r>
+            <w:r>
+              <w:rPr>
+                <w:rFonts w:ascii="맑은 고딕" w:eastAsia="맑은 고딕" w:hAnsi="맑은 고딕"/>
+                <w:kern w:val="2"/>
+                <w:sz w:val="20"/>
+                <w:szCs w:val="20"/>
+                <w:lang w:val="en-US" w:eastAsia="ko-KR"/>
+              </w:rPr>
+              <w:t>021.07 ~ 2022.06</w:t>
+            </w:r>
+          </w:p>
+        </w:tc>
+        <w:tc>
+          <w:tcPr>
+            <w:tcW w:w="1784" w:type="dxa"/>
+            <w:gridSpan w:val="2"/>
+            <w:tcBorders>
+              <w:top w:val="dotted" w:sz="2" w:space="0" w:color="000000"/>
+              <w:left w:val="dotted" w:sz="2" w:space="0" w:color="000000"/>
+              <w:bottom w:val="dotted" w:sz="2" w:space="0" w:color="000000"/>
+              <w:right w:val="dotted" w:sz="2" w:space="0" w:color="000000"/>
+            </w:tcBorders>
+            <w:shd w:val="clear" w:color="auto" w:fill="FFFFFF"/>
+            <w:vAlign w:val="center"/>
+          </w:tcPr>
+          <w:p>
+            <w:pPr>
+              <w:pStyle w:val="a7"/>
+              <w:jc w:val="center"/>
+              <w:rPr>
+                <w:rFonts w:ascii="맑은 고딕" w:eastAsia="맑은 고딕" w:hAnsi="맑은 고딕"/>
+                <w:kern w:val="2"/>
+                <w:sz w:val="20"/>
+                <w:szCs w:val="20"/>
+                <w:lang w:val="en-US" w:eastAsia="ko-KR"/>
+              </w:rPr>
+            </w:pPr>
+            <w:r>
+              <w:rPr>
+                <w:rFonts w:ascii="맑은 고딕" w:eastAsia="맑은 고딕" w:hAnsi="맑은 고딕" w:hint="eastAsia"/>
+                <w:kern w:val="2"/>
+                <w:sz w:val="20"/>
+                <w:szCs w:val="20"/>
+                <w:lang w:val="en-US" w:eastAsia="ko-KR"/>
+              </w:rPr>
+              <w:t>삼성S</w:t>
+            </w:r>
+            <w:r>
+              <w:rPr>
+                <w:rFonts w:ascii="맑은 고딕" w:eastAsia="맑은 고딕" w:hAnsi="맑은 고딕"/>
+                <w:kern w:val="2"/>
+                <w:sz w:val="20"/>
+                <w:szCs w:val="20"/>
+                <w:lang w:val="en-US" w:eastAsia="ko-KR"/>
+              </w:rPr>
+              <w:t>W</w:t>
+            </w:r>
+            <w:r>
+              <w:rPr>
+                <w:rFonts w:ascii="맑은 고딕" w:eastAsia="맑은 고딕" w:hAnsi="맑은 고딕" w:hint="eastAsia"/>
+                <w:kern w:val="2"/>
+                <w:sz w:val="20"/>
+                <w:szCs w:val="20"/>
+                <w:lang w:val="en-US" w:eastAsia="ko-KR"/>
+              </w:rPr>
+              <w:t>아카데미</w:t>
+            </w:r>
+          </w:p>
+        </w:tc>
+        <w:tc>
+          <w:tcPr>
+            <w:tcW w:w="2303" w:type="dxa"/>
+            <w:gridSpan w:val="5"/>
+            <w:tcBorders>
+              <w:top w:val="dotted" w:sz="2" w:space="0" w:color="000000"/>
+              <w:left w:val="dotted" w:sz="2" w:space="0" w:color="000000"/>
+              <w:bottom w:val="dotted" w:sz="2" w:space="0" w:color="000000"/>
+              <w:right w:val="dotted" w:sz="2" w:space="0" w:color="000000"/>
+            </w:tcBorders>
+            <w:shd w:val="clear" w:color="auto" w:fill="FFFFFF"/>
+            <w:vAlign w:val="center"/>
+          </w:tcPr>
+          <w:p>
+            <w:pPr>
+              <w:pStyle w:val="a7"/>
+              <w:jc w:val="center"/>
+              <w:rPr>
+                <w:rFonts w:ascii="맑은 고딕" w:eastAsia="맑은 고딕" w:hAnsi="맑은 고딕"/>
+                <w:kern w:val="2"/>
+                <w:sz w:val="20"/>
+                <w:szCs w:val="20"/>
+                <w:lang w:val="en-US" w:eastAsia="ko-KR"/>
+              </w:rPr>
+            </w:pPr>
+            <w:r>
+              <w:rPr>
+                <w:rFonts w:ascii="맑은 고딕" w:eastAsia="맑은 고딕" w:hAnsi="맑은 고딕" w:hint="eastAsia"/>
+                <w:kern w:val="2"/>
+                <w:sz w:val="20"/>
+                <w:szCs w:val="20"/>
+                <w:lang w:val="en-US" w:eastAsia="ko-KR"/>
+              </w:rPr>
+              <w:t>6기</w:t>
+            </w:r>
+          </w:p>
+        </w:tc>
+        <w:tc>
+          <w:tcPr>
+            <w:tcW w:w="1765" w:type="dxa"/>
+            <w:gridSpan w:val="3"/>
+            <w:tcBorders>
+              <w:top w:val="dotted" w:sz="2" w:space="0" w:color="auto"/>
+              <w:left w:val="dotted" w:sz="2" w:space="0" w:color="000000"/>
+              <w:bottom w:val="dotted" w:sz="2" w:space="0" w:color="auto"/>
+              <w:right w:val="dotted" w:sz="8" w:space="0" w:color="FFFFFF"/>
+            </w:tcBorders>
+            <w:shd w:val="clear" w:color="auto" w:fill="FFFFFF"/>
+            <w:vAlign w:val="center"/>
+          </w:tcPr>
+          <w:p>
+            <w:pPr>
+              <w:pStyle w:val="a7"/>
+              <w:jc w:val="center"/>
+              <w:rPr>
+                <w:rFonts w:ascii="맑은 고딕" w:eastAsia="맑은 고딕" w:hAnsi="맑은 고딕"/>
+                <w:kern w:val="2"/>
+                <w:sz w:val="20"/>
+                <w:szCs w:val="20"/>
+                <w:lang w:val="en-US" w:eastAsia="ko-KR"/>
+              </w:rPr>
+            </w:pPr>
+          </w:p>
+        </w:tc>
+        <w:tc>
+          <w:tcPr>
+            <w:tcW w:w="2042" w:type="dxa"/>
+            <w:tcBorders>
+              <w:top w:val="dotted" w:sz="2" w:space="0" w:color="auto"/>
+              <w:left w:val="dotted" w:sz="2" w:space="0" w:color="000000"/>
+              <w:bottom w:val="dotted" w:sz="2" w:space="0" w:color="auto"/>
+              <w:right w:val="dotted" w:sz="8" w:space="0" w:color="FFFFFF"/>
+            </w:tcBorders>
+            <w:shd w:val="clear" w:color="auto" w:fill="FFFFFF"/>
+            <w:vAlign w:val="center"/>
+          </w:tcPr>
+          <w:p>
+            <w:pPr>
+              <w:pStyle w:val="a7"/>
+              <w:jc w:val="center"/>
+              <w:rPr>
+                <w:rFonts w:ascii="맑은 고딕" w:eastAsia="맑은 고딕" w:hAnsi="맑은 고딕"/>
+                <w:kern w:val="2"/>
+                <w:sz w:val="20"/>
+                <w:szCs w:val="20"/>
+                <w:lang w:val="en-US" w:eastAsia="ko-KR"/>
+              </w:rPr>
+            </w:pPr>
           </w:p>
         </w:tc>
       </w:tr>
@@ -4073,7 +4271,7 @@
         <w:pStyle w:val="aa"/>
         <w:ind w:leftChars="0" w:left="0" w:firstLine="0"/>
         <w:rPr>
-          <w:rFonts w:ascii="맑은 고딕" w:eastAsia="맑은 고딕" w:hAnsi="맑은 고딕" w:hint="eastAsia"/>
+          <w:rFonts w:ascii="맑은 고딕" w:eastAsia="맑은 고딕" w:hAnsi="맑은 고딕"/>
           <w:color w:val="auto"/>
           <w:sz w:val="34"/>
           <w:szCs w:val="34"/>
@@ -4101,7 +4299,6 @@
           <w:sz w:val="34"/>
           <w:szCs w:val="34"/>
         </w:rPr>
-        <w:lastRenderedPageBreak/>
         <w:t>◈</w:t>
       </w:r>
       <w:r>
@@ -4296,7 +4493,7 @@
               <w:ind w:left="-120"/>
               <w:jc w:val="center"/>
               <w:rPr>
-                <w:rFonts w:ascii="맑은 고딕" w:eastAsia="맑은 고딕" w:hAnsi="맑은 고딕" w:hint="eastAsia"/>
+                <w:rFonts w:ascii="맑은 고딕" w:eastAsia="맑은 고딕" w:hAnsi="맑은 고딕"/>
                 <w:kern w:val="2"/>
                 <w:sz w:val="20"/>
                 <w:szCs w:val="20"/>
@@ -4331,148 +4528,229 @@
               <w:pStyle w:val="af4"/>
               <w:ind w:firstLineChars="100" w:firstLine="240"/>
             </w:pPr>
+            <w:r>
+              <w:rPr>
+                <w:rFonts w:hint="eastAsia"/>
+              </w:rPr>
+              <w:t>[디지털 혁신</w:t>
+            </w:r>
+            <w:r>
+              <w:rPr>
+                <w:rFonts w:hint="eastAsia"/>
+              </w:rPr>
+              <w:t>의</w:t>
+            </w:r>
+            <w:r>
+              <w:rPr>
+                <w:rFonts w:hint="eastAsia"/>
+              </w:rPr>
+              <w:t xml:space="preserve"> 중심에 서고 싶습니다]</w:t>
+            </w:r>
+          </w:p>
+          <w:p>
+            <w:pPr>
+              <w:pStyle w:val="af4"/>
+              <w:ind w:firstLineChars="100" w:firstLine="240"/>
+            </w:pPr>
+            <w:r>
+              <w:t>4</w:t>
+            </w:r>
+            <w:r>
+              <w:rPr>
+                <w:rFonts w:hint="eastAsia"/>
+              </w:rPr>
+              <w:t>차산업 혁명으로 인해 발달한 빅데이터와 인공지능으로 많은 산업을 변화시키고 있습니다.</w:t>
+            </w:r>
+            <w:r>
+              <w:t xml:space="preserve"> </w:t>
+            </w:r>
             <w:proofErr w:type="spellStart"/>
             <w:r>
-              <w:t>프론트엔드</w:t>
+              <w:t>B</w:t>
+            </w:r>
+            <w:r>
+              <w:t>istelligence</w:t>
             </w:r>
             <w:proofErr w:type="spellEnd"/>
             <w:r>
-              <w:t xml:space="preserve"> 직무는 고객이 보는 모든 것을 만드는 직무라고 생각합니다. 고객이 보고 느끼는 모든 것이 회사의 첫인상과 연결된다고 생각합니다. 고객의 반응을 보고 즉각 반영할 수 있는 이러한 특성에 매력을 느껴 </w:t>
+              <w:rPr>
+                <w:rFonts w:hint="eastAsia"/>
+              </w:rPr>
+              <w:t xml:space="preserve">는 그러한 </w:t>
+            </w:r>
+            <w:r>
+              <w:rPr>
+                <w:rFonts w:hint="eastAsia"/>
+              </w:rPr>
+              <w:t>디지털혁신의 중심에 서서 산업혁명을 일으키고 있다고 생각합니다.</w:t>
+            </w:r>
+            <w:r>
+              <w:t xml:space="preserve"> </w:t>
+            </w:r>
+            <w:r>
+              <w:rPr>
+                <w:rFonts w:hint="eastAsia"/>
+              </w:rPr>
+              <w:t xml:space="preserve">이와 함께 온라인 시장에서 고객 유치를 하여 </w:t>
             </w:r>
             <w:proofErr w:type="spellStart"/>
             <w:r>
-              <w:t>프론트엔드</w:t>
+              <w:t>B</w:t>
+            </w:r>
+            <w:r>
+              <w:t>istelligence</w:t>
             </w:r>
             <w:proofErr w:type="spellEnd"/>
             <w:r>
-              <w:t xml:space="preserve"> 직무 공부를 하기 시작했습니다. 저는 </w:t>
+              <w:rPr>
+                <w:rFonts w:hint="eastAsia"/>
+              </w:rPr>
+              <w:t>의 발전에도 가속도를 붙여줄 수 있는 역할이 필요합니다.</w:t>
+            </w:r>
+            <w:r>
+              <w:t xml:space="preserve"> 디바이스와 브라우저가 점점 다양해지고 있어 이에 맞는 웹환경에서 고객들에게 최고의 서비스를 제공해 줄 수 있는 </w:t>
             </w:r>
             <w:proofErr w:type="spellStart"/>
             <w:r>
+              <w:t>프론트엔드의</w:t>
+            </w:r>
+            <w:proofErr w:type="spellEnd"/>
+            <w:r>
+              <w:t xml:space="preserve"> </w:t>
+            </w:r>
+            <w:r>
               <w:rPr>
                 <w:rFonts w:hint="eastAsia"/>
               </w:rPr>
-              <w:t>비스텔리젼스</w:t>
+              <w:t xml:space="preserve">역량이 필요합니다. </w:t>
+            </w:r>
+            <w:r>
+              <w:t xml:space="preserve">저는 </w:t>
+            </w:r>
+            <w:proofErr w:type="spellStart"/>
+            <w:r>
+              <w:t>B</w:t>
+            </w:r>
+            <w:r>
+              <w:t>istelligence</w:t>
             </w:r>
             <w:proofErr w:type="spellEnd"/>
             <w:r>
-              <w:t xml:space="preserve"> 회사의 프론트 개발자가 되어 고객과 회사의 중간에서 회사를 고객에게 가장 잘 표현할 수 있는 개발팀의 핵심 구성원이 되고 싶습니다.</w:t>
+              <w:t xml:space="preserve">의 프론트 개발자가 </w:t>
+            </w:r>
+            <w:r>
+              <w:rPr>
+                <w:rFonts w:hint="eastAsia"/>
+              </w:rPr>
+              <w:t>된다면</w:t>
+            </w:r>
+            <w:r>
+              <w:t xml:space="preserve"> DX</w:t>
+            </w:r>
+            <w:r>
+              <w:rPr>
+                <w:rFonts w:hint="eastAsia"/>
+              </w:rPr>
+              <w:t>의 중심에 있다는 자부심을 가지고</w:t>
+            </w:r>
+            <w:r>
+              <w:t xml:space="preserve"> 고객과 회사의 중간에서 회사를 고객에게 가장 잘 표현할 수 있는 개발팀</w:t>
+            </w:r>
+            <w:r>
+              <w:rPr>
+                <w:rFonts w:hint="eastAsia"/>
+              </w:rPr>
+              <w:t>의 구성원이 되겠습니다.</w:t>
             </w:r>
           </w:p>
           <w:p>
             <w:pPr>
               <w:pStyle w:val="af4"/>
-            </w:pPr>
+              <w:ind w:firstLineChars="100" w:firstLine="240"/>
+            </w:pPr>
+            <w:r>
+              <w:rPr>
+                <w:rFonts w:hint="eastAsia"/>
+              </w:rPr>
+              <w:t xml:space="preserve">또한 </w:t>
+            </w:r>
+            <w:r>
+              <w:rPr>
+                <w:rFonts w:hint="eastAsia"/>
+              </w:rPr>
+              <w:t xml:space="preserve">저는 </w:t>
+            </w:r>
+            <w:r>
+              <w:rPr>
+                <w:rFonts w:hint="eastAsia"/>
+              </w:rPr>
+              <w:t>전공으로 나노</w:t>
+            </w:r>
+            <w:r>
+              <w:rPr>
+                <w:rFonts w:hint="eastAsia"/>
+              </w:rPr>
+              <w:t xml:space="preserve"> </w:t>
+            </w:r>
+            <w:r>
+              <w:rPr>
+                <w:rFonts w:hint="eastAsia"/>
+              </w:rPr>
+              <w:t>반도체공학과를 졸업하여,</w:t>
+            </w:r>
+            <w:r>
+              <w:t xml:space="preserve"> </w:t>
+            </w:r>
+            <w:r>
+              <w:rPr>
+                <w:rFonts w:hint="eastAsia"/>
+              </w:rPr>
+              <w:t>만일</w:t>
+            </w:r>
+            <w:r>
+              <w:t xml:space="preserve"> </w:t>
+            </w:r>
             <w:proofErr w:type="spellStart"/>
             <w:r>
-              <w:t>프론트엔드는</w:t>
+              <w:t>B</w:t>
+            </w:r>
+            <w:r>
+              <w:t>istelligence</w:t>
             </w:r>
             <w:proofErr w:type="spellEnd"/>
             <w:r>
-              <w:t xml:space="preserve"> 그 어떤 직무보다 유행에 민감합니다. 해당 기술이 주류가 되지 못해서 업데이트가 안되거나 잊혀진다면, 프로젝트는 금방 낡아버리게 됩니다. 트렌드에 뒤처지지 않게 하나의 기술에 안주하지 않고 열린 마음으로 새로운 기술과 트렌드를 익히고 프로젝트를 최신화 하기 위해 노력할 것입니다. 끊임없는 학습을 통해 사용자 인터페이스와 사용자 경험을 기술로 구현할 수 있도록 하겠습니다.</w:t>
+              <w:rPr>
+                <w:rFonts w:hint="eastAsia"/>
+              </w:rPr>
+              <w:t>에</w:t>
+            </w:r>
+            <w:r>
+              <w:t xml:space="preserve"> </w:t>
+            </w:r>
+            <w:r>
+              <w:rPr>
+                <w:rFonts w:hint="eastAsia"/>
+              </w:rPr>
+              <w:t>입사를 하게 된다면,</w:t>
+            </w:r>
+            <w:r>
+              <w:t xml:space="preserve"> </w:t>
+            </w:r>
+            <w:r>
+              <w:rPr>
+                <w:rFonts w:hint="eastAsia"/>
+              </w:rPr>
+              <w:t>직무를 공부함에 있어서 이해도가 높을 것이라 확신하고 열심히 학습하여 업무속도의 향상에 도움이 되게 하겠습니다.</w:t>
+            </w:r>
+            <w:r>
+              <w:t xml:space="preserve"> </w:t>
             </w:r>
           </w:p>
           <w:p>
             <w:pPr>
               <w:pStyle w:val="af4"/>
-              <w:rPr>
-                <w:rFonts w:hint="eastAsia"/>
-              </w:rPr>
-            </w:pPr>
-            <w:r>
-              <w:t xml:space="preserve">앞으로의 온라인 시장은 훨씬 확장될 것입니다. 또한 디바이스와 브라우저가 점점 다양해지고 있어 이에 맞는 웹환경에서 고객들에게 최고의 서비스를 제공해 줄 수 있는 </w:t>
-            </w:r>
-            <w:proofErr w:type="spellStart"/>
-            <w:r>
-              <w:t>프론트엔드의</w:t>
-            </w:r>
-            <w:proofErr w:type="spellEnd"/>
-            <w:r>
-              <w:t xml:space="preserve"> 직무의 비전은 더 높아질 것이라 확신합니다. 새로운 기술을 익히는 것을 즐거워하는 저에게 </w:t>
-            </w:r>
-            <w:proofErr w:type="spellStart"/>
-            <w:r>
-              <w:rPr>
-                <w:rFonts w:hint="eastAsia"/>
-              </w:rPr>
-              <w:t>비스텔리젼스</w:t>
-            </w:r>
-            <w:proofErr w:type="spellEnd"/>
-            <w:r>
-              <w:rPr>
-                <w:rFonts w:hint="eastAsia"/>
-              </w:rPr>
-              <w:t xml:space="preserve"> </w:t>
-            </w:r>
-            <w:r>
-              <w:t>회사는 저의 역량을 발휘하며 함께 성장하기 가장 적합한 곳이라 생각합니다.</w:t>
-            </w:r>
-            <w:r>
-              <w:rPr>
-                <w:rFonts w:ascii="맑은 고딕" w:eastAsia="맑은 고딕" w:hAnsi="맑은 고딕"/>
-                <w:noProof/>
-                <w:kern w:val="2"/>
-              </w:rPr>
-              <mc:AlternateContent>
-                <mc:Choice Requires="wpi">
-                  <w:drawing>
-                    <wp:anchor distT="0" distB="0" distL="114300" distR="114300" simplePos="0" relativeHeight="251662336" behindDoc="0" locked="0" layoutInCell="1" allowOverlap="1" wp14:anchorId="5A2FA79C" wp14:editId="1A3E8D19">
-                      <wp:simplePos x="0" y="0"/>
-                      <wp:positionH relativeFrom="column">
-                        <wp:posOffset>1266920</wp:posOffset>
-                      </wp:positionH>
-                      <wp:positionV relativeFrom="paragraph">
-                        <wp:posOffset>752280</wp:posOffset>
-                      </wp:positionV>
-                      <wp:extent cx="360" cy="360"/>
-                      <wp:effectExtent l="38100" t="38100" r="38100" b="38100"/>
-                      <wp:wrapNone/>
-                      <wp:docPr id="9" name="잉크 9"/>
-                      <wp:cNvGraphicFramePr/>
-                      <a:graphic xmlns:a="http://schemas.openxmlformats.org/drawingml/2006/main">
-                        <a:graphicData uri="http://schemas.microsoft.com/office/word/2010/wordprocessingInk">
-                          <w14:contentPart bwMode="auto" r:id="rId9">
-                            <w14:nvContentPartPr>
-                              <w14:cNvContentPartPr/>
-                            </w14:nvContentPartPr>
-                            <w14:xfrm>
-                              <a:off x="0" y="0"/>
-                              <a:ext cx="360" cy="360"/>
-                            </w14:xfrm>
-                          </w14:contentPart>
-                        </a:graphicData>
-                      </a:graphic>
-                    </wp:anchor>
-                  </w:drawing>
-                </mc:Choice>
-                <mc:Fallback>
-                  <w:pict>
-                    <v:shapetype w14:anchorId="33CC0DD9" id="_x0000_t75" coordsize="21600,21600" o:spt="75" o:preferrelative="t" path="m@4@5l@4@11@9@11@9@5xe" filled="f" stroked="f">
-                      <v:stroke joinstyle="miter"/>
-                      <v:formulas>
-                        <v:f eqn="if lineDrawn pixelLineWidth 0"/>
-                        <v:f eqn="sum @0 1 0"/>
-                        <v:f eqn="sum 0 0 @1"/>
-                        <v:f eqn="prod @2 1 2"/>
-                        <v:f eqn="prod @3 21600 pixelWidth"/>
-                        <v:f eqn="prod @3 21600 pixelHeight"/>
-                        <v:f eqn="sum @0 0 1"/>
-                        <v:f eqn="prod @6 1 2"/>
-                        <v:f eqn="prod @7 21600 pixelWidth"/>
-                        <v:f eqn="sum @8 21600 0"/>
-                        <v:f eqn="prod @7 21600 pixelHeight"/>
-                        <v:f eqn="sum @10 21600 0"/>
-                      </v:formulas>
-                      <v:path o:extrusionok="f" gradientshapeok="t" o:connecttype="rect"/>
-                      <o:lock v:ext="edit" aspectratio="t"/>
-                    </v:shapetype>
-                    <v:shape id="잉크 9" o:spid="_x0000_s1026" type="#_x0000_t75" style="position:absolute;left:0;text-align:left;margin-left:99.4pt;margin-top:58.9pt;width:.75pt;height:.75pt;z-index:251662336;visibility:visible;mso-wrap-style:square;mso-wrap-distance-left:9pt;mso-wrap-distance-top:0;mso-wrap-distance-right:9pt;mso-wrap-distance-bottom:0;mso-position-horizontal:absolute;mso-position-horizontal-relative:text;mso-position-vertical:absolute;mso-position-vertical-relative:text" o:gfxdata="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">
-                      <v:imagedata r:id="rId10" o:title=""/>
-                    </v:shape>
-                  </w:pict>
-                </mc:Fallback>
-              </mc:AlternateContent>
-            </w:r>
+              <w:ind w:firstLineChars="100" w:firstLine="240"/>
+            </w:pPr>
           </w:p>
         </w:tc>
       </w:tr>
@@ -4529,7 +4807,7 @@
                       <wp:cNvGraphicFramePr/>
                       <a:graphic xmlns:a="http://schemas.openxmlformats.org/drawingml/2006/main">
                         <a:graphicData uri="http://schemas.microsoft.com/office/word/2010/wordprocessingInk">
-                          <w14:contentPart bwMode="auto" r:id="rId11">
+                          <w14:contentPart bwMode="auto" r:id="rId9">
                             <w14:nvContentPartPr>
                               <w14:cNvContentPartPr/>
                             </w14:nvContentPartPr>
@@ -4580,7 +4858,15 @@
               <w:pStyle w:val="af4"/>
             </w:pPr>
             <w:r>
-              <w:t>저는 삼성청년 SW 아카데미의 교육과정의 특화경진대회에서 1등을 한 경험이 있습니다. 저희</w:t>
+              <w:t xml:space="preserve">저는 삼성청년 SW 아카데미의 교육과정의 자율프로젝트 3등과 특화경진대회에서 1등을 한 기록이 있습니다. 그중 전자의 프로젝트에서 </w:t>
+            </w:r>
+            <w:proofErr w:type="spellStart"/>
+            <w:r>
+              <w:t>api</w:t>
+            </w:r>
+            <w:proofErr w:type="spellEnd"/>
+            <w:r>
+              <w:t xml:space="preserve"> 요청을 통해 총 4만개의 세탁소 데이터를 처리한 경험이 있습니다. 주소</w:t>
             </w:r>
             <w:r>
               <w:rPr>
@@ -4589,7 +4875,47 @@
               <w:t xml:space="preserve"> </w:t>
             </w:r>
             <w:r>
-              <w:t>팀은 “NFT를 활용할 수 있는 메타버스 게임 플랫폼”을 만들었습니다. 짧은 기간에 많은 양의 개발을 진행하였는데, 그 원인은 서로 간의 코드리뷰 시간이었다고 생각합니다. 새로운 기능을 개발하면 어떤 기능인지, 어떻게 실행되는지 공유를 했기에 트러블슈팅이나 에러를 쉽게 잡아낼 수 있었습니다.</w:t>
+              <w:t xml:space="preserve">값을 위경도 값으로 </w:t>
+            </w:r>
+            <w:proofErr w:type="spellStart"/>
+            <w:r>
+              <w:t>전처리</w:t>
+            </w:r>
+            <w:proofErr w:type="spellEnd"/>
+            <w:r>
+              <w:rPr>
+                <w:rFonts w:hint="eastAsia"/>
+              </w:rPr>
+              <w:t xml:space="preserve"> </w:t>
+            </w:r>
+            <w:r>
+              <w:t xml:space="preserve">시켜 </w:t>
+            </w:r>
+            <w:proofErr w:type="spellStart"/>
+            <w:r>
+              <w:t>json</w:t>
+            </w:r>
+            <w:proofErr w:type="spellEnd"/>
+            <w:r>
+              <w:t>파일로 미리 저장한 뒤 사용자에게 지도에 보여줬습니다. 하지만 데이터 양이 많아 페이지 로딩 시간이 10초를 넘어갔습니다. 이 문제를 해결하기 위해 내 위치</w:t>
+            </w:r>
+            <w:r>
+              <w:rPr>
+                <w:rFonts w:hint="eastAsia"/>
+              </w:rPr>
+              <w:t xml:space="preserve"> </w:t>
+            </w:r>
+            <w:r>
+              <w:t>값에서 0.02’에 위치한 값만 보여</w:t>
+            </w:r>
+            <w:r>
+              <w:rPr>
+                <w:rFonts w:hint="eastAsia"/>
+              </w:rPr>
+              <w:t>주</w:t>
+            </w:r>
+            <w:r>
+              <w:t>도록 구현해 문제를 해결했었습니다. 지금 생각해보면 내 화면 위치 근처의 세탁소를 보여주는 게 더 효율적이었을까 하는 아쉬움도 있습니다.</w:t>
             </w:r>
           </w:p>
           <w:p>
@@ -4597,251 +4923,80 @@
               <w:pStyle w:val="af4"/>
             </w:pPr>
             <w:r>
-              <w:t xml:space="preserve">또한 프로젝트 초반에는 redux-saga를 새로운 비동기 요청 라이브러리로 바꿨던 적이 있습니다. 처음에는 기존의 구조를 다 </w:t>
+              <w:t>또한 후자의 프로젝트에서는 NFT를 보여주는 페이지들을 만드는데, 프로젝트 초반에 사용하던 redux-saga라는 비동기 요청의 불편함을 느꼈습니다. 그래서 react-query라는 새로운 기술을 공부하고 익혀 프로젝트에 적용해 그 후에는 작업속도가 빨라질 수 있었습니다. 기존의 구조를 다 변경하</w:t>
+            </w:r>
+            <w:r>
+              <w:rPr>
+                <w:rFonts w:hint="eastAsia"/>
+              </w:rPr>
+              <w:t>려고 하</w:t>
+            </w:r>
+            <w:r>
+              <w:t>니 번거롭고 어려웠지만, 더 좋은 기술에 대한 열망으로 새로운 도전을 마다하지 않았습니다.</w:t>
+            </w:r>
+          </w:p>
+          <w:p>
+            <w:pPr>
+              <w:pStyle w:val="af4"/>
+            </w:pPr>
+            <w:r>
+              <w:t>이렇듯 필요가 느껴진다면 어떤 방식</w:t>
+            </w:r>
+            <w:r>
+              <w:rPr>
+                <w:rFonts w:hint="eastAsia"/>
+              </w:rPr>
+              <w:t>이든</w:t>
+            </w:r>
+            <w:r>
+              <w:t xml:space="preserve"> 해결방식을 찾고, 주저하지 않고 새로운 기술을 적용시키는 역량을 가졌습니다. </w:t>
             </w:r>
             <w:proofErr w:type="spellStart"/>
             <w:r>
-              <w:t>변경하려니</w:t>
+              <w:t>B</w:t>
+            </w:r>
+            <w:r>
+              <w:t>istelligence</w:t>
             </w:r>
             <w:proofErr w:type="spellEnd"/>
             <w:r>
-              <w:t xml:space="preserve"> 번거롭고 어려웠지만, 새로운 기술에 대한 호기심에 두려움이 없었습니다. 그렇게 react-query 로 변경하였고, 그 후에는 작업 속도가 빨라질 수 있었습니다. 프로젝트 구조가 훨씬 </w:t>
+              <w:t>는 이런 저가 성장하고 기여하기에 최고의 회사라고 생각해 지원하게 되었습니다. 실무에서는 어떤</w:t>
+            </w:r>
+            <w:r>
+              <w:rPr>
+                <w:rFonts w:hint="eastAsia"/>
+              </w:rPr>
+              <w:t xml:space="preserve"> </w:t>
+            </w:r>
+            <w:r>
+              <w:t>식으로 팀원들과 코드리뷰를 하고 새로운 기술</w:t>
+            </w:r>
+            <w:r>
+              <w:rPr>
+                <w:rFonts w:hint="eastAsia"/>
+              </w:rPr>
+              <w:t xml:space="preserve"> </w:t>
+            </w:r>
+            <w:r>
+              <w:t xml:space="preserve">스택을 익히는지 배우고 적용해 </w:t>
             </w:r>
             <w:proofErr w:type="spellStart"/>
             <w:r>
-              <w:t>간단해졌으며</w:t>
+              <w:t>B</w:t>
+            </w:r>
+            <w:r>
+              <w:t>istelligence</w:t>
             </w:r>
             <w:proofErr w:type="spellEnd"/>
             <w:r>
-              <w:t xml:space="preserve">, </w:t>
-            </w:r>
-            <w:proofErr w:type="spellStart"/>
-            <w:r>
-              <w:t>nft</w:t>
-            </w:r>
-            <w:proofErr w:type="spellEnd"/>
-            <w:r>
-              <w:t xml:space="preserve">의 특성상 불러오는 시간이 긴데 </w:t>
-            </w:r>
-            <w:proofErr w:type="spellStart"/>
-            <w:r>
-              <w:t>캐싱</w:t>
-            </w:r>
-            <w:proofErr w:type="spellEnd"/>
+              <w:t>의 발전에 이바지</w:t>
+            </w:r>
             <w:r>
               <w:rPr>
                 <w:rFonts w:hint="eastAsia"/>
               </w:rPr>
-              <w:t xml:space="preserve"> </w:t>
-            </w:r>
-            <w:r>
-              <w:t>기능으로 여러</w:t>
-            </w:r>
-            <w:r>
-              <w:rPr>
-                <w:rFonts w:hint="eastAsia"/>
-              </w:rPr>
-              <w:t xml:space="preserve"> </w:t>
-            </w:r>
-            <w:r>
-              <w:t xml:space="preserve">번 불러오지 않아도 되고 기본 기능인 </w:t>
-            </w:r>
-            <w:proofErr w:type="spellStart"/>
-            <w:r>
-              <w:t>onLoading</w:t>
-            </w:r>
-            <w:proofErr w:type="spellEnd"/>
-            <w:r>
-              <w:t>을 이용해 많은 페이지에서 로딩</w:t>
-            </w:r>
-            <w:r>
-              <w:rPr>
-                <w:rFonts w:hint="eastAsia"/>
-              </w:rPr>
-              <w:t xml:space="preserve"> </w:t>
-            </w:r>
-            <w:r>
-              <w:t>이미지를 사용할 수 있었습니다.</w:t>
-            </w:r>
-          </w:p>
-          <w:p>
-            <w:pPr>
-              <w:pStyle w:val="af4"/>
-            </w:pPr>
-            <w:r>
-              <w:t xml:space="preserve">이렇듯 필요가 느껴진다면 새로운 기술을 주저하지 않고 학습하여 적용시키는 저의 성향에 </w:t>
-            </w:r>
-            <w:proofErr w:type="spellStart"/>
-            <w:r>
-              <w:rPr>
-                <w:rFonts w:hint="eastAsia"/>
-              </w:rPr>
-              <w:t>비스텔리젼스</w:t>
-            </w:r>
-            <w:proofErr w:type="spellEnd"/>
-            <w:r>
-              <w:rPr>
-                <w:rFonts w:hint="eastAsia"/>
-              </w:rPr>
-              <w:t xml:space="preserve"> </w:t>
-            </w:r>
-            <w:r>
-              <w:t xml:space="preserve">회사가 최고의 회사라고 생각하여 지원하게 되었습니다. 빠른 속도와 양질의 퀄리티로 사용자가 원하는 정보를 줘야하기 때문에 새로운 </w:t>
-            </w:r>
-            <w:proofErr w:type="spellStart"/>
-            <w:r>
-              <w:t>기술스택으로</w:t>
-            </w:r>
-            <w:proofErr w:type="spellEnd"/>
-            <w:r>
-              <w:t xml:space="preserve"> 계속해서 최신화를 시켜주고 있다고 알고 있습니다. 실무에서는 </w:t>
-            </w:r>
-            <w:proofErr w:type="spellStart"/>
-            <w:r>
-              <w:t>어떤식으로</w:t>
-            </w:r>
-            <w:proofErr w:type="spellEnd"/>
-            <w:r>
-              <w:t xml:space="preserve"> 팀원들과 코드리뷰를 하고 새로운 </w:t>
-            </w:r>
-            <w:proofErr w:type="spellStart"/>
-            <w:r>
-              <w:lastRenderedPageBreak/>
-              <w:t>기술스택을</w:t>
-            </w:r>
-            <w:proofErr w:type="spellEnd"/>
-            <w:r>
-              <w:t xml:space="preserve"> 익히는지 배우고 적용해 </w:t>
-            </w:r>
-            <w:proofErr w:type="spellStart"/>
-            <w:r>
-              <w:rPr>
-                <w:rFonts w:hint="eastAsia"/>
-              </w:rPr>
-              <w:t>비스텔리젼스</w:t>
-            </w:r>
-            <w:proofErr w:type="spellEnd"/>
-            <w:r>
-              <w:rPr>
-                <w:rFonts w:hint="eastAsia"/>
-              </w:rPr>
-              <w:t xml:space="preserve"> </w:t>
-            </w:r>
-            <w:r>
-              <w:t>회사의 발전에 이바지할 수 있는 개발팀의 구성원이 되고 싶습니다.</w:t>
-            </w:r>
-          </w:p>
-          <w:p>
-            <w:pPr>
-              <w:pStyle w:val="af"/>
-              <w:jc w:val="left"/>
-              <w:rPr>
-                <w:rFonts w:ascii="맑은 고딕" w:eastAsia="맑은 고딕" w:hAnsi="맑은 고딕"/>
-                <w:kern w:val="2"/>
-                <w:lang w:val="en-US" w:eastAsia="ko-KR"/>
-              </w:rPr>
-            </w:pPr>
-          </w:p>
-          <w:p>
-            <w:pPr>
-              <w:pStyle w:val="af"/>
-              <w:jc w:val="left"/>
-              <w:rPr>
-                <w:rFonts w:ascii="맑은 고딕" w:eastAsia="맑은 고딕" w:hAnsi="맑은 고딕"/>
-                <w:kern w:val="2"/>
-                <w:lang w:val="en-US" w:eastAsia="ko-KR"/>
-              </w:rPr>
-            </w:pPr>
-          </w:p>
-          <w:p>
-            <w:pPr>
-              <w:pStyle w:val="af"/>
-              <w:jc w:val="left"/>
-              <w:rPr>
-                <w:rFonts w:ascii="맑은 고딕" w:eastAsia="맑은 고딕" w:hAnsi="맑은 고딕"/>
-                <w:kern w:val="2"/>
-                <w:lang w:val="en-US" w:eastAsia="ko-KR"/>
-              </w:rPr>
-            </w:pPr>
-          </w:p>
-          <w:p>
-            <w:pPr>
-              <w:pStyle w:val="af"/>
-              <w:ind w:leftChars="0" w:left="0" w:firstLine="0"/>
-              <w:jc w:val="left"/>
-              <w:rPr>
-                <w:rFonts w:ascii="맑은 고딕" w:eastAsia="맑은 고딕" w:hAnsi="맑은 고딕"/>
-                <w:kern w:val="2"/>
-                <w:lang w:val="en-US" w:eastAsia="ko-KR"/>
-              </w:rPr>
-            </w:pPr>
-          </w:p>
-          <w:p>
-            <w:pPr>
-              <w:pStyle w:val="af"/>
-              <w:jc w:val="left"/>
-              <w:rPr>
-                <w:rFonts w:ascii="맑은 고딕" w:eastAsia="맑은 고딕" w:hAnsi="맑은 고딕"/>
-                <w:kern w:val="2"/>
-                <w:lang w:val="en-US" w:eastAsia="ko-KR"/>
-              </w:rPr>
-            </w:pPr>
-          </w:p>
-          <w:p>
-            <w:pPr>
-              <w:pStyle w:val="af"/>
-              <w:jc w:val="left"/>
-              <w:rPr>
-                <w:rFonts w:ascii="맑은 고딕" w:eastAsia="맑은 고딕" w:hAnsi="맑은 고딕"/>
-                <w:kern w:val="2"/>
-                <w:lang w:val="en-US" w:eastAsia="ko-KR"/>
-              </w:rPr>
-            </w:pPr>
-          </w:p>
-          <w:p>
-            <w:pPr>
-              <w:pStyle w:val="af"/>
-              <w:jc w:val="left"/>
-              <w:rPr>
-                <w:rFonts w:ascii="맑은 고딕" w:eastAsia="맑은 고딕" w:hAnsi="맑은 고딕"/>
-                <w:kern w:val="2"/>
-                <w:lang w:val="en-US" w:eastAsia="ko-KR"/>
-              </w:rPr>
-            </w:pPr>
-          </w:p>
-          <w:p>
-            <w:pPr>
-              <w:pStyle w:val="af"/>
-              <w:jc w:val="left"/>
-              <w:rPr>
-                <w:rFonts w:ascii="맑은 고딕" w:eastAsia="맑은 고딕" w:hAnsi="맑은 고딕"/>
-                <w:kern w:val="2"/>
-                <w:lang w:val="en-US" w:eastAsia="ko-KR"/>
-              </w:rPr>
-            </w:pPr>
-          </w:p>
-          <w:p>
-            <w:pPr>
-              <w:pStyle w:val="af"/>
-              <w:ind w:leftChars="0" w:left="0" w:firstLine="0"/>
-              <w:jc w:val="left"/>
-              <w:rPr>
-                <w:rFonts w:ascii="맑은 고딕" w:eastAsia="맑은 고딕" w:hAnsi="맑은 고딕"/>
-                <w:kern w:val="2"/>
-                <w:lang w:val="en-US" w:eastAsia="ko-KR"/>
-              </w:rPr>
-            </w:pPr>
-          </w:p>
-          <w:p>
-            <w:pPr>
-              <w:pStyle w:val="af"/>
-              <w:jc w:val="left"/>
-              <w:rPr>
-                <w:rFonts w:ascii="맑은 고딕" w:eastAsia="맑은 고딕" w:hAnsi="맑은 고딕"/>
-                <w:kern w:val="2"/>
-                <w:lang w:val="en-US" w:eastAsia="ko-KR"/>
-              </w:rPr>
-            </w:pPr>
+              <w:t>하고 싶습니다.</w:t>
+            </w:r>
           </w:p>
         </w:tc>
       </w:tr>
@@ -4900,16 +5055,148 @@
               <w:pStyle w:val="af4"/>
             </w:pPr>
             <w:r>
+              <w:t>저는 저 자신이</w:t>
+            </w:r>
+            <w:r>
+              <w:rPr>
+                <w:rStyle w:val="notion-enable-hover"/>
+                <w:b/>
+                <w:bCs/>
+              </w:rPr>
+              <w:t xml:space="preserve"> </w:t>
+            </w:r>
+            <w:r>
+              <w:t xml:space="preserve">함께 </w:t>
+            </w:r>
+            <w:r>
+              <w:rPr>
+                <w:rFonts w:hint="eastAsia"/>
+              </w:rPr>
+              <w:t xml:space="preserve">하고 싶은 </w:t>
+            </w:r>
+            <w:r>
+              <w:t>팀원이라고 생각합니다.</w:t>
+            </w:r>
+          </w:p>
+          <w:p>
+            <w:pPr>
+              <w:pStyle w:val="af4"/>
+            </w:pPr>
+            <w:r>
+              <w:t xml:space="preserve">최근 프로젝트는 </w:t>
+            </w:r>
+            <w:proofErr w:type="spellStart"/>
+            <w:r>
+              <w:t>리액트를</w:t>
+            </w:r>
+            <w:proofErr w:type="spellEnd"/>
+            <w:r>
+              <w:t xml:space="preserve"> 처음 접해보는 동료가 기초 공부를 하면서 프로젝트까지 진행하기 어려움을 느끼는 상황이 있었습니다.</w:t>
+            </w:r>
+            <w:r>
+              <w:rPr>
+                <w:rFonts w:hint="eastAsia"/>
+              </w:rPr>
+              <w:t xml:space="preserve"> </w:t>
+            </w:r>
+            <w:r>
+              <w:t>팀원을 하나부터 열까지 도와주고 싶었지만 각자에게 맡겨진 작업량이 많아 다른 방법을 찾았습니다.</w:t>
+            </w:r>
+          </w:p>
+          <w:p>
+            <w:pPr>
+              <w:pStyle w:val="af4"/>
+            </w:pPr>
+            <w:r>
+              <w:t>새로운 페이지에 미리 주석으로 필요한 기능들의 변수, 함수들과 함께 방법을 적어</w:t>
+            </w:r>
+            <w:r>
+              <w:rPr>
+                <w:rFonts w:hint="eastAsia"/>
+              </w:rPr>
+              <w:t xml:space="preserve"> 두어</w:t>
+            </w:r>
+            <w:r>
+              <w:t xml:space="preserve"> 그 틀에 맞춰 코드 구현을 하게끔 구성했습니다. 그리고 저녁에 피드백을 하며 부족한 부분과 새로운 기술들을 함께 익혔던 경험이 있습니다.</w:t>
+            </w:r>
+          </w:p>
+          <w:p>
+            <w:pPr>
+              <w:pStyle w:val="af4"/>
+            </w:pPr>
+            <w:r>
+              <w:t>팀원은 처음에는 시간이 오래</w:t>
+            </w:r>
+            <w:r>
+              <w:rPr>
+                <w:rFonts w:hint="eastAsia"/>
+              </w:rPr>
+              <w:t xml:space="preserve"> </w:t>
+            </w:r>
+            <w:r>
+              <w:t xml:space="preserve">걸렸지만 세번째 </w:t>
+            </w:r>
+            <w:r>
+              <w:rPr>
+                <w:rFonts w:hint="eastAsia"/>
+              </w:rPr>
+              <w:t>기능</w:t>
+            </w:r>
+            <w:r>
+              <w:t>부터는 방법을 터득해 도움 없이도 기능들을 구현할 수 있었고, 프로젝트를 함께 잘 마무리할 수 있었습니다.</w:t>
+            </w:r>
+            <w:r>
+              <w:t xml:space="preserve"> </w:t>
+            </w:r>
+            <w:r>
+              <w:rPr>
+                <w:rFonts w:hint="eastAsia"/>
+              </w:rPr>
+              <w:t xml:space="preserve">저는 </w:t>
+            </w:r>
+            <w:r>
+              <w:rPr>
+                <w:rFonts w:hint="eastAsia"/>
+              </w:rPr>
+              <w:t xml:space="preserve">하나의 팀으로 하나의 목표를 </w:t>
+            </w:r>
+            <w:r>
+              <w:rPr>
+                <w:rFonts w:hint="eastAsia"/>
+              </w:rPr>
+              <w:t xml:space="preserve">가진다면 어떤 팀원이라도 </w:t>
+            </w:r>
+            <w:r>
+              <w:rPr>
+                <w:rFonts w:hint="eastAsia"/>
+              </w:rPr>
+              <w:t xml:space="preserve">끝까지 </w:t>
+            </w:r>
+            <w:r>
+              <w:rPr>
+                <w:rFonts w:hint="eastAsia"/>
+              </w:rPr>
+              <w:t>함께 할 수 있게 하는 역량이 있다고 생각합니다.</w:t>
+            </w:r>
+            <w:r>
+              <w:t xml:space="preserve"> </w:t>
+            </w:r>
+          </w:p>
+          <w:p>
+            <w:pPr>
+              <w:pStyle w:val="af4"/>
+            </w:pPr>
+            <w:r>
               <w:t xml:space="preserve">저의 </w:t>
             </w:r>
             <w:r>
               <w:rPr>
                 <w:rStyle w:val="af5"/>
               </w:rPr>
-              <w:t>장점</w:t>
-            </w:r>
-            <w:r>
-              <w:t>은 저 자신이 함께 작업하기 좋은 팀원이라고 생각합니다.</w:t>
+              <w:t>단점</w:t>
+            </w:r>
+            <w:r>
+              <w:t>은 잔걱정이 많다고 생각합니다.</w:t>
             </w:r>
           </w:p>
           <w:p>
@@ -4917,15 +5204,7 @@
               <w:pStyle w:val="af4"/>
             </w:pPr>
             <w:r>
-              <w:t xml:space="preserve">최근 프로젝트는 </w:t>
-            </w:r>
-            <w:proofErr w:type="spellStart"/>
-            <w:r>
-              <w:t>리액트를</w:t>
-            </w:r>
-            <w:proofErr w:type="spellEnd"/>
-            <w:r>
-              <w:t xml:space="preserve"> 처음 접해보는 동료가 기초 공부를 하면서 프로젝트까지 진행하기 어려움을 느끼는 상황이 있었습니다.</w:t>
+              <w:t>항상 끝내지 못한 프로젝트가 생각나고 작업에 대해 이런 저런 걱정이 많은 편이었습니다.</w:t>
             </w:r>
           </w:p>
           <w:p>
@@ -4933,96 +5212,67 @@
               <w:pStyle w:val="af4"/>
             </w:pPr>
             <w:r>
-              <w:t>팀원을 하나부터 열까지 도와주고 싶었지만 각자에게 맡겨진 작업량이 많아 다른 방법을 찾았습니다.</w:t>
-            </w:r>
-          </w:p>
-          <w:p>
-            <w:pPr>
-              <w:pStyle w:val="af4"/>
-            </w:pPr>
-            <w:r>
-              <w:t xml:space="preserve">새로운 페이지에 미리 주석으로 필요한 기능들의 변수, 함수들과 함께 방법을 </w:t>
-            </w:r>
-            <w:proofErr w:type="spellStart"/>
-            <w:r>
-              <w:t>적어둬</w:t>
-            </w:r>
-            <w:proofErr w:type="spellEnd"/>
-            <w:r>
-              <w:t xml:space="preserve"> 그 틀에 맞춰 코드 구현을 하게끔 구성했습니다. 그리고 저녁에 피드백을 하며 부족한 부분과 새로운 기술들을 함께 익혔던 경험이 있습니다.</w:t>
-            </w:r>
-          </w:p>
-          <w:p>
-            <w:pPr>
-              <w:pStyle w:val="af4"/>
-            </w:pPr>
-            <w:r>
-              <w:t xml:space="preserve">팀원은 처음에는 시간이 </w:t>
-            </w:r>
-            <w:proofErr w:type="spellStart"/>
-            <w:r>
-              <w:t>오래걸렸지만</w:t>
-            </w:r>
-            <w:proofErr w:type="spellEnd"/>
-            <w:r>
-              <w:t xml:space="preserve"> 세번째 페이지 정도부터는 방법을 터득해 도움 없이도 기능들을 구현할 수 있었고, 프로젝트를 함께 잘 마무리할 수 있었습니다.</w:t>
-            </w:r>
-          </w:p>
-          <w:p>
-            <w:pPr>
-              <w:pStyle w:val="af4"/>
-            </w:pPr>
-            <w:r>
-              <w:t xml:space="preserve">저의 </w:t>
-            </w:r>
-            <w:r>
-              <w:rPr>
-                <w:rStyle w:val="af5"/>
-              </w:rPr>
-              <w:t>단점</w:t>
-            </w:r>
-            <w:r>
-              <w:t>은 잔걱정이 많다고 생각합니다.</w:t>
-            </w:r>
-          </w:p>
-          <w:p>
-            <w:pPr>
-              <w:pStyle w:val="af4"/>
-            </w:pPr>
-            <w:r>
-              <w:t xml:space="preserve">항상 끝내지 못한 프로젝트가 생각나고 작업에 대해 이런 저런 걱정이 많은 </w:t>
-            </w:r>
-            <w:proofErr w:type="gramStart"/>
-            <w:r>
-              <w:t>편 이었습니다</w:t>
-            </w:r>
-            <w:proofErr w:type="gramEnd"/>
-            <w:r>
-              <w:t>.</w:t>
-            </w:r>
-          </w:p>
-          <w:p>
-            <w:pPr>
-              <w:pStyle w:val="af4"/>
-            </w:pPr>
-            <w:r>
-              <w:t xml:space="preserve">그 걱정에 항상 컴퓨터 앞에 앉아 </w:t>
-            </w:r>
-            <w:proofErr w:type="gramStart"/>
-            <w:r>
-              <w:t>들여다 보고</w:t>
-            </w:r>
-            <w:proofErr w:type="gramEnd"/>
-            <w:r>
-              <w:t xml:space="preserve"> 있곤 해서 건강이 걱정이 되어 일과 후에 수영을 다니게 되었습니다.</w:t>
-            </w:r>
-          </w:p>
-          <w:p>
-            <w:pPr>
-              <w:pStyle w:val="af4"/>
-            </w:pPr>
-            <w:r>
-              <w:t>활동적으로 움직이며 건강도 회복하고 잠시나마 모든 걱정을 잊으니 스트레스도 줄어들 수 있었습니다.</w:t>
+              <w:t>그 걱정에 항상 컴퓨터 앞에</w:t>
+            </w:r>
+            <w:r>
+              <w:rPr>
+                <w:rFonts w:hint="eastAsia"/>
+              </w:rPr>
+              <w:t xml:space="preserve"> 앉아있었습니다. 그렇게</w:t>
+            </w:r>
+            <w:r>
+              <w:t xml:space="preserve"> 건강이 걱정이 되어 일과 후에 수영을 </w:t>
+            </w:r>
+            <w:r>
+              <w:rPr>
+                <w:rFonts w:hint="eastAsia"/>
+              </w:rPr>
+              <w:t>다녀 보기로 했습니다.</w:t>
+            </w:r>
+            <w:r>
+              <w:rPr>
+                <w:rFonts w:hint="eastAsia"/>
+              </w:rPr>
+              <w:t xml:space="preserve"> </w:t>
+            </w:r>
+            <w:r>
+              <w:t>활동적으로 움직</w:t>
+            </w:r>
+            <w:r>
+              <w:rPr>
+                <w:rFonts w:hint="eastAsia"/>
+              </w:rPr>
+              <w:t>여</w:t>
+            </w:r>
+            <w:r>
+              <w:t xml:space="preserve"> 건강도</w:t>
+            </w:r>
+            <w:r>
+              <w:rPr>
+                <w:rFonts w:hint="eastAsia"/>
+              </w:rPr>
+              <w:t xml:space="preserve"> </w:t>
+            </w:r>
+            <w:r>
+              <w:t>회복하고 잠시나마 모든 걱정을 잊으니</w:t>
+            </w:r>
+            <w:r>
+              <w:rPr>
+                <w:rFonts w:hint="eastAsia"/>
+              </w:rPr>
+              <w:t xml:space="preserve"> </w:t>
+            </w:r>
+            <w:r>
+              <w:t>스트레스</w:t>
+            </w:r>
+            <w:r>
+              <w:rPr>
+                <w:rFonts w:hint="eastAsia"/>
+              </w:rPr>
+              <w:t>까지</w:t>
+            </w:r>
+            <w:r>
+              <w:t xml:space="preserve"> 줄어들 수 있었습니다.</w:t>
             </w:r>
           </w:p>
           <w:p>
@@ -5066,7 +5316,6 @@
           <w:sz w:val="20"/>
           <w:lang w:eastAsia="ko-KR"/>
         </w:rPr>
-        <w:lastRenderedPageBreak/>
         <w:t>본 지원서의</w:t>
       </w:r>
       <w:r>
@@ -5161,7 +5410,7 @@
                 <wp:cNvGraphicFramePr/>
                 <a:graphic xmlns:a="http://schemas.openxmlformats.org/drawingml/2006/main">
                   <a:graphicData uri="http://schemas.microsoft.com/office/word/2010/wordprocessingInk">
-                    <w14:contentPart bwMode="auto" r:id="rId12">
+                    <w14:contentPart bwMode="auto" r:id="rId11">
                       <w14:nvContentPartPr>
                         <w14:cNvContentPartPr/>
                       </w14:nvContentPartPr>
@@ -5264,7 +5513,15 @@
           <w:sz w:val="20"/>
           <w:lang w:eastAsia="ko-KR"/>
         </w:rPr>
-        <w:t>15</w:t>
+        <w:t>1</w:t>
+      </w:r>
+      <w:r>
+        <w:rPr>
+          <w:rFonts w:ascii="맑은 고딕" w:eastAsia="맑은 고딕" w:hAnsi="맑은 고딕"/>
+          <w:sz w:val="20"/>
+          <w:lang w:eastAsia="ko-KR"/>
+        </w:rPr>
+        <w:t>6</w:t>
       </w:r>
       <w:r>
         <w:rPr>
@@ -6283,6 +6540,7 @@
     <w:lsdException w:name="HTML Sample" w:semiHidden="1" w:unhideWhenUsed="1"/>
     <w:lsdException w:name="HTML Typewriter" w:semiHidden="1" w:unhideWhenUsed="1"/>
     <w:lsdException w:name="HTML Variable" w:semiHidden="1" w:unhideWhenUsed="1"/>
+    <w:lsdException w:name="Normal Table" w:semiHidden="1" w:unhideWhenUsed="1"/>
     <w:lsdException w:name="annotation subject" w:semiHidden="1" w:unhideWhenUsed="1"/>
     <w:lsdException w:name="No List" w:semiHidden="1" w:unhideWhenUsed="1"/>
     <w:lsdException w:name="Outline List 1" w:semiHidden="1" w:unhideWhenUsed="1"/>
@@ -6325,8 +6583,11 @@
     <w:lsdException w:name="Table Contemporary" w:semiHidden="1" w:unhideWhenUsed="1"/>
     <w:lsdException w:name="Table Elegant" w:semiHidden="1" w:unhideWhenUsed="1"/>
     <w:lsdException w:name="Table Professional" w:semiHidden="1" w:unhideWhenUsed="1"/>
+    <w:lsdException w:name="Table Subtle 1" w:semiHidden="1" w:unhideWhenUsed="1"/>
     <w:lsdException w:name="Table Subtle 2" w:semiHidden="1" w:unhideWhenUsed="1"/>
     <w:lsdException w:name="Table Web 1" w:semiHidden="1" w:unhideWhenUsed="1"/>
+    <w:lsdException w:name="Table Web 2" w:semiHidden="1" w:unhideWhenUsed="1"/>
+    <w:lsdException w:name="Table Web 3" w:semiHidden="1" w:unhideWhenUsed="1"/>
     <w:lsdException w:name="Balloon Text" w:semiHidden="1" w:unhideWhenUsed="1"/>
     <w:lsdException w:name="Table Grid" w:uiPriority="59"/>
     <w:lsdException w:name="Table Theme" w:semiHidden="1" w:unhideWhenUsed="1"/>
@@ -7241,37 +7502,15 @@
       <w:bCs/>
     </w:rPr>
   </w:style>
+  <w:style w:type="character" w:customStyle="1" w:styleId="notion-enable-hover">
+    <w:name w:val="notion-enable-hover"/>
+    <w:basedOn w:val="a0"/>
+    <w:rsid w:val="007504D7"/>
+  </w:style>
 </w:styles>
 </file>
 
 <file path=word/ink/ink1.xml><?xml version="1.0" encoding="utf-8"?>
-<inkml:ink xmlns:inkml="http://www.w3.org/2003/InkML">
-  <inkml:definitions>
-    <inkml:context xml:id="ctx0">
-      <inkml:inkSource xml:id="inkSrc0">
-        <inkml:traceFormat>
-          <inkml:channel name="X" type="integer" min="-2.14748E9" max="2.14748E9" units="cm"/>
-          <inkml:channel name="Y" type="integer" min="-2.14748E9" max="2.14748E9" units="cm"/>
-          <inkml:channel name="F" type="integer" max="32767" units="dev"/>
-        </inkml:traceFormat>
-        <inkml:channelProperties>
-          <inkml:channelProperty channel="X" name="resolution" value="1000" units="1/cm"/>
-          <inkml:channelProperty channel="Y" name="resolution" value="1000" units="1/cm"/>
-          <inkml:channelProperty channel="F" name="resolution" value="0" units="1/dev"/>
-        </inkml:channelProperties>
-      </inkml:inkSource>
-      <inkml:timestamp xml:id="ts0" timeString="2022-06-14T22:51:36.319"/>
-    </inkml:context>
-    <inkml:brush xml:id="br0">
-      <inkml:brushProperty name="width" value="0.025" units="cm"/>
-      <inkml:brushProperty name="height" value="0.025" units="cm"/>
-    </inkml:brush>
-  </inkml:definitions>
-  <inkml:trace contextRef="#ctx0" brushRef="#br0">1 0 24575</inkml:trace>
-</inkml:ink>
-</file>
-
-<file path=word/ink/ink2.xml><?xml version="1.0" encoding="utf-8"?>
 <inkml:ink xmlns:inkml="http://www.w3.org/2003/InkML">
   <inkml:definitions>
     <inkml:context xml:id="ctx0">
@@ -7298,7 +7537,7 @@
 </inkml:ink>
 </file>
 
-<file path=word/ink/ink3.xml><?xml version="1.0" encoding="utf-8"?>
+<file path=word/ink/ink2.xml><?xml version="1.0" encoding="utf-8"?>
 <inkml:ink xmlns:inkml="http://www.w3.org/2003/InkML">
   <inkml:definitions>
     <inkml:context xml:id="ctx0">
